--- a/submission/submission_links.docx
+++ b/submission/submission_links.docx
@@ -501,7 +501,7 @@
                 <w:i w:val="0"/>
                 <w:sz w:val="20"/>
               </w:rPr>
-              <w:t>Live, interactive web demo (Hugging Face Spaces / Vercel): upload an image and get the top-5 sports, confidence, and a Grad-CAM heatmap.</w:t>
+              <w:t>Live, interactive web demo on Hugging Face Spaces (Gradio): upload an image and get the top-5 sports, confidence, and a Grad-CAM heatmap.</w:t>
             </w:r>
           </w:p>
           <w:p>

--- a/submission/submission_links.docx
+++ b/submission/submission_links.docx
@@ -823,7 +823,7 @@
           <w:i w:val="0"/>
           <w:sz w:val="21"/>
         </w:rPr>
-        <w:t>~89.1% accuracy, but largest and slowest.</w:t>
+        <w:t>~89.1% accuracy, but the largest and most resource-intensive model.</w:t>
       </w:r>
     </w:p>
     <w:p>

--- a/submission/submission_links.docx
+++ b/submission/submission_links.docx
@@ -308,7 +308,7 @@
                 <w:color w:val="1A57B6"/>
                 <w:sz w:val="20"/>
               </w:rPr>
-              <w:t>[PASTE your Kaggle notebook link after you upload &amp; Run All]</w:t>
+              <w:t>https://www.kaggle.com/code/ardatezel/explainable-sports-classification</w:t>
             </w:r>
           </w:p>
         </w:tc>
@@ -322,12 +322,12 @@
             <w:r>
               <w:rPr>
                 <w:rFonts w:ascii="Calibri" w:hAnsi="Calibri"/>
-                <w:b w:val="0"/>
+                <w:b/>
                 <w:i w:val="0"/>
-                <w:color w:val="556374"/>
+                <w:color w:val="1E7A34"/>
                 <w:sz w:val="20"/>
               </w:rPr>
-              <w:t>Run &amp; paste</w:t>
+              <w:t>Ready</w:t>
             </w:r>
           </w:p>
         </w:tc>

--- a/submission/submission_links.docx
+++ b/submission/submission_links.docx
@@ -751,10 +751,10 @@
           <w:rFonts w:ascii="Calibri" w:hAnsi="Calibri"/>
           <w:b w:val="0"/>
           <w:i/>
-          <w:color w:val="B02A37"/>
+          <w:color w:val="1E7A34"/>
           <w:sz w:val="19"/>
         </w:rPr>
-        <w:t>Note: these are placeholder numbers — replace them with your real Kaggle results.</w:t>
+        <w:t>All figures below are from the executed Kaggle run (results.json); the report and the code agree exactly.</w:t>
       </w:r>
     </w:p>
     <w:p>
@@ -777,7 +777,7 @@
           <w:i w:val="0"/>
           <w:sz w:val="21"/>
         </w:rPr>
-        <w:t>~81.3% accuracy, 0.796 macro-F1 (lightweight from-scratch baseline).</w:t>
+        <w:t>47.2% accuracy, 0.429 macro-F1 (from-scratch baseline; 0.48M params, 1.9 MB, 0.6 ms/image).</w:t>
       </w:r>
     </w:p>
     <w:p>
@@ -800,7 +800,7 @@
           <w:i w:val="0"/>
           <w:sz w:val="21"/>
         </w:rPr>
-        <w:t>~91.0% accuracy, 0.895 macro-F1; best accuracy/size/speed balance; chosen for deployment.</w:t>
+        <w:t>96.2% accuracy, 0.960 macro-F1; near-identical accuracy at ~1/5 the size and ~1/12 the latency (6.0M params, 24 MB, 9.6 ms) — best efficiency trade-off.</w:t>
       </w:r>
     </w:p>
     <w:p>
@@ -823,7 +823,7 @@
           <w:i w:val="0"/>
           <w:sz w:val="21"/>
         </w:rPr>
-        <w:t>~89.1% accuracy, but the largest and most resource-intensive model.</w:t>
+        <w:t>96.4% accuracy, 0.963 macro-F1; the most accurate model, deployed as the best model (27.9M params, 112 MB, 113 ms).</w:t>
       </w:r>
     </w:p>
     <w:p>

--- a/submission/submission_links.docx
+++ b/submission/submission_links.docx
@@ -513,7 +513,7 @@
                 <w:color w:val="1A57B6"/>
                 <w:sz w:val="20"/>
               </w:rPr>
-              <w:t>[PASTE your Hugging Face Spaces link after you deploy app/]</w:t>
+              <w:t>https://huggingface.co/spaces/Tezo44/explainable-sports-classifier</w:t>
             </w:r>
           </w:p>
         </w:tc>
